--- a/testakten/handelsvertreterrecht-provisionsausgleich-nordstern-medtech/21-offene-punkte-und-lueckenliste.docx
+++ b/testakten/handelsvertreterrecht-provisionsausgleich-nordstern-medtech/21-offene-punkte-und-lueckenliste.docx
@@ -29,7 +29,7 @@
         <w:jc w:val="left"/>
       </w:pPr>
       <w:r>
-        <w:t>Stand: 30.05.2026. Liste wird wöchentlich aktualisiert. Verantwortlich: Stefanie Pollok (Senior Associate). Eskalation: Dr. Frank Rohrhuber (Partner).</w:t>
+        <w:t>Stand: 05.06.2026. Liste wird wöchentlich aktualisiert. Verantwortlich: Stefanie Pollok (Senior Associate). Eskalation: Dr. Frank Rohrhuber (Partner).</w:t>
       </w:r>
     </w:p>
     <w:p>
@@ -48,10 +48,7 @@
         <w:pStyle w:val="Heading3"/>
       </w:pPr>
       <w:r>
-        <w:rPr>
-          <w:rFonts w:ascii="Times New Roman" w:hAnsi="Times New Roman"/>
-        </w:rPr>
-        <w:t>1. Rechtsquellen-Live-Check</w:t>
+        <w:t>1. Rechtsquellenprüfung</w:t>
       </w:r>
     </w:p>
     <w:p>
@@ -59,13 +56,7 @@
         <w:pStyle w:val="ListBullet"/>
       </w:pPr>
       <w:r>
-        <w:t xml:space="preserve">HGB §§ 84-92c in der seit 2022 geltenden Fassung gegen </w:t>
-      </w:r>
-      <w:r>
-        <w:t>gesetze-im-internet.de</w:t>
-      </w:r>
-      <w:r>
-        <w:t xml:space="preserve"> verifizieren. Die in der Vorstandsvorlage zitierte Fassung des § 89b HGB scheint älter als 2023; das ist materiell unproblematisch, weil die Norm in der Sache unverändert ist, aber unsere Argumentation muss die korrekte Fassung zitieren.</w:t>
+        <w:t>HGB Paragrafen  84-92c in der seit 2022 geltenden Fassung gegen gesetze-im-internet.de verifizieren. Die in der Vorstandsvorlage zitierte Fassung des Paragraf  89b HGB scheint älter als 2023; das ist materiell unproblematisch, weil die Norm in der Sache unverändert ist, aber unsere Argumentation muss die korrekte Fassung zitieren.</w:t>
       </w:r>
     </w:p>
     <w:p>
@@ -73,7 +64,7 @@
         <w:pStyle w:val="ListBullet"/>
       </w:pPr>
       <w:r>
-        <w:t>BGH-Rechtsprechung zum Marken- und Bezirksvertreter: relevant ist insbesondere die Linie zur Unternehmensvorteil-Vermutung beim Online-Vertrieb. Az im Mandat live verifizieren, nicht aus Modellwissen oder älteren Schriftsätzen übernehmen.</w:t>
+        <w:t>BGH-Rechtsprechung zum Marken- und Bezirksvertreter: relevant ist insbesondere die Linie zur Unternehmensvorteil-Vermutung beim Online-Vertrieb. Az im Mandat an aktueller amtlicher Quelle prüfen, nicht aus Erinnerung oder älteren Schriftsätzen übernehmen.</w:t>
       </w:r>
     </w:p>
     <w:p>
@@ -100,13 +91,7 @@
         <w:pStyle w:val="ListBullet"/>
       </w:pPr>
       <w:r>
-        <w:rPr>
-          <w:b/>
-        </w:rPr>
-        <w:t>Online-Shop-Umsatz nach Postleitzahlen:</w:t>
-      </w:r>
-      <w:r>
-        <w:t xml:space="preserve"> Wir haben einen ungefilterten CRM-Export (Aktenstück 15). Wir brauchen eine geordnete Pivot-Tabelle nach Postleitzahl-Gebiet (Bezirk Bayern-Süd vs. übrige) für die Jahre 2023 bis 2026. Verantwortlich: Frau Reiseck, IT-Forensik.</w:t>
+        <w:t>Online-Shop-Umsatz nach Postleitzahlen: Wir haben einen ungefilterten CRM-Export (Aktenstück 15). Wir brauchen eine geordnete Pivot-Tabelle nach Postleitzahl-Gebiet (Vertragsgebiet Nordrhein-Westfalen und Hessen vs. übrige) für die Jahre 2023 bis 2026. Verantwortlich: Frau Reiseck, IT-Forensik.</w:t>
       </w:r>
     </w:p>
     <w:p>
@@ -114,13 +99,7 @@
         <w:pStyle w:val="ListBullet"/>
       </w:pPr>
       <w:r>
-        <w:rPr>
-          <w:b/>
-        </w:rPr>
-        <w:t>Stornoreserve-Berechnungsmethode:</w:t>
-      </w:r>
-      <w:r>
-        <w:t xml:space="preserve"> Nordstern Controlling hat per E-Mail die Berechnungsformel pauschal mit "10 % aller Provisionen" angegeben. Wir brauchen die exakte Quellenformel (Rechnungswesen-Anweisung, Bilanzrichtlinie, IDW-Standard?). Bisher nur Behauptung, keine Norm- oder Vertragsbelege.</w:t>
+        <w:t>Stornoreserve-Berechnungsmethode: Nordstern Controlling hat per E-Mail die Berechnungsformel pauschal mit "20 % der als auszahlbar markierten Provision" angegeben. Wir brauchen die exakte Quellenformel (Rechnungswesen-Anweisung, Bilanzrichtlinie, IDW-Standard?). Bisher nur Behauptung, keine Norm- oder Vertragsbelege.</w:t>
       </w:r>
     </w:p>
     <w:p>
@@ -142,13 +121,7 @@
         <w:pStyle w:val="ListBullet"/>
       </w:pPr>
       <w:r>
-        <w:rPr>
-          <w:b/>
-        </w:rPr>
-        <w:t>Klinikum Westbogen — Rahmenvertragsabrufe:</w:t>
-      </w:r>
-      <w:r>
-        <w:t xml:space="preserve"> Wir haben die Original-Rahmenverträge nicht. Diese sind aber für den § 89b-Anspruch der entscheidende Beweis der Neukunden-Bindung. Anfrage an Frau Brüggemann (Key Account) über die Klinik-Verwaltung initiieren.</w:t>
+        <w:t>Klinikum Westbogen — Rahmenvertragsabrufe: Wir haben die Original-Rahmenverträge nicht. Diese sind aber für den Paragraf  89b-Anspruch der entscheidende Beweis der Neukunden-Bindung. Anfrage an Frau Brüggemann (Key Account) über die Klinik-Verwaltung initiieren.</w:t>
       </w:r>
     </w:p>
     <w:p>
@@ -167,13 +140,7 @@
         <w:pStyle w:val="ListBullet"/>
       </w:pPr>
       <w:r>
-        <w:rPr>
-          <w:b/>
-        </w:rPr>
-        <w:t>Provisionssatz Klinikum Westbogen:</w:t>
-      </w:r>
-      <w:r>
-        <w:t xml:space="preserve"> Im Handelsvertretervertrag § 7 Abs. 2 lautet die Provisionsformel "8 % auf Listenpreis abzüglich rückwirkender Mengenrabatte". In der Provisionsabrechnung 2024 (Aktenstück 05) ist dagegen ein Satz von 6,5 % ausgewiesen. Differenz von ca. 28.000 EUR über zwei Jahre. Erklärung Nordstern: "verhandelter Sonderrabatt für Großkunden". Verträge dazu fehlen. Bitte mit Buchauszug erzwingen.</w:t>
+        <w:t>Provisionssatz Klinikum Westbogen: Im Handelsvertretervertrag Paragraf  7 Abs. 2 lautet die Provisionsformel "7 % des Nettoauftragswerts; 5 % für Produktgruppe N-Motion". In der Provisionsabrechnung 2024 (Aktenstück 05) ist dagegen ein abweichender Satz ausgewiesen. Differenz von ca. 28.000 EUR über zwei Jahre. Erklärung Nordstern: "verhandelter Sonderrabatt für Großkunden". Verträge dazu fehlen. Bitte mit Buchauszug erzwingen.</w:t>
       </w:r>
     </w:p>
     <w:p>
@@ -363,11 +330,7 @@
           </w:tcPr>
           <w:p>
             <w:r>
-              <w:rPr>
-                <w:rFonts w:ascii="Times New Roman" w:hAnsi="Times New Roman"/>
-                <w:sz w:val="20"/>
-              </w:rPr>
-              <w:t>Originalrückschein Kündigung 18.04.2026</w:t>
+              <w:t>E-Mail-Header und Zugang Kündigung 22.05.2026</w:t>
             </w:r>
           </w:p>
         </w:tc>
@@ -391,11 +354,7 @@
           </w:tcPr>
           <w:p>
             <w:r>
-              <w:rPr>
-                <w:rFonts w:ascii="Times New Roman" w:hAnsi="Times New Roman"/>
-                <w:sz w:val="20"/>
-              </w:rPr>
-              <w:t>Mandant Akte</w:t>
+              <w:t>Mandantin / E-Mail-Archiv</w:t>
             </w:r>
           </w:p>
         </w:tc>
@@ -549,11 +508,7 @@
           </w:tcPr>
           <w:p>
             <w:r>
-              <w:rPr>
-                <w:rFonts w:ascii="Times New Roman" w:hAnsi="Times New Roman"/>
-                <w:sz w:val="20"/>
-              </w:rPr>
-              <w:t>Neukundenbindung § 89b</w:t>
+              <w:t>Neukundenbindung Paragraf  89b</w:t>
             </w:r>
           </w:p>
         </w:tc>
@@ -793,11 +748,7 @@
           </w:tcPr>
           <w:p>
             <w:r>
-              <w:rPr>
-                <w:rFonts w:ascii="Times New Roman" w:hAnsi="Times New Roman"/>
-                <w:sz w:val="20"/>
-              </w:rPr>
-              <w:t>Wettbewerbsabrede § 90a Konkretisierung</w:t>
+              <w:t>Wettbewerbsabrede Paragraf  90a Konkretisierung</w:t>
             </w:r>
           </w:p>
         </w:tc>
@@ -979,11 +930,7 @@
           </w:tcPr>
           <w:p>
             <w:r>
-              <w:rPr>
-                <w:rFonts w:ascii="Times New Roman" w:hAnsi="Times New Roman"/>
-                <w:sz w:val="20"/>
-              </w:rPr>
-              <w:t>§ 87a Abs. 3 HGB</w:t>
+              <w:t>Paragraf  87a Abs. 3 HGB</w:t>
             </w:r>
           </w:p>
         </w:tc>
@@ -1065,11 +1012,7 @@
           </w:tcPr>
           <w:p>
             <w:r>
-              <w:rPr>
-                <w:rFonts w:ascii="Times New Roman" w:hAnsi="Times New Roman"/>
-                <w:sz w:val="20"/>
-              </w:rPr>
-              <w:t>§ 89b Berechnung</w:t>
+              <w:t>Paragraf  89b Berechnung</w:t>
             </w:r>
           </w:p>
         </w:tc>
@@ -1137,11 +1080,7 @@
           </w:tcPr>
           <w:p>
             <w:r>
-              <w:rPr>
-                <w:rFonts w:ascii="Times New Roman" w:hAnsi="Times New Roman"/>
-                <w:sz w:val="20"/>
-              </w:rPr>
-              <w:t>Sterbe-/Erkrankungsmeldung Vertreter</w:t>
+              <w:t>Handelsregister- und Umfirmierungsunterlagen</w:t>
             </w:r>
           </w:p>
         </w:tc>
@@ -1151,11 +1090,7 @@
           </w:tcPr>
           <w:p>
             <w:r>
-              <w:rPr>
-                <w:rFonts w:ascii="Times New Roman" w:hAnsi="Times New Roman"/>
-                <w:sz w:val="20"/>
-              </w:rPr>
-              <w:t>falls relevant für Vertragspause</w:t>
+              <w:t>Identität der Vertragspartnerin</w:t>
             </w:r>
           </w:p>
         </w:tc>
@@ -1233,7 +1168,7 @@
         <w:pStyle w:val="ListBullet"/>
       </w:pPr>
       <w:r>
-        <w:t>Originalquellen und aktuelle Gesetzesfassungen live prüfen, nicht aus dem Schriftsatz älterer Akten übernehmen.</w:t>
+        <w:t>Originalquellen und aktuelle Gesetzesfassungen an aktueller amtlicher Quelle prüfen, nicht aus dem Schriftsatz älterer Akten übernehmen.</w:t>
       </w:r>
     </w:p>
     <w:p>
@@ -1285,12 +1220,51 @@
         <w:jc w:val="left"/>
       </w:pPr>
       <w:r>
-        <w:t>Donnerstag, 04.06.2026, 17:00 Uhr — vor dem Mandantengespräch am Freitag.</w:t>
+        <w:t>Donnerstag, 11.06.2026, 17:00 Uhr — vor dem Mandantengespräch am Freitag.</w:t>
+      </w:r>
+    </w:p>
+    <w:p>
+      <w:pPr>
+        <w:pStyle w:val="Heading1"/>
+      </w:pPr>
+      <w:r>
+        <w:t>Abgleich mit der Mandatsaufnahme</w:t>
+      </w:r>
+    </w:p>
+    <w:p>
+      <w:pPr>
+        <w:pStyle w:val="Heading2"/>
+      </w:pPr>
+      <w:r>
+        <w:t>Verbindliche Ausgangsdaten</w:t>
+      </w:r>
+    </w:p>
+    <w:p>
+      <w:r>
+        <w:t>Die Lückenliste wird auf den Stand 5. Juni 2026 gebracht. Vertragspartnerin ist die Altfeld Vertrieb GmbH, Vertragsbeginn der 3. Juni 2018 und Vertragsgebiet Nordrhein-Westfalen und Hessen. Maßgeblicher Kündigungseingang ist zunächst die E-Mail vom 22. Mai 2026 um 12:15 Uhr; zusätzliche Zustellwege bleiben zu prüfen.</w:t>
+      </w:r>
+    </w:p>
+    <w:p>
+      <w:r>
+        <w:t>Die Stornoreserve wird in den vorliegenden Unterlagen mit zwanzig Prozent bezeichnet. Der Vertrag nennt sieben Prozent Grundprovision und fünf Prozent für Produktgruppe N-Motion. Abweichende Werte bleiben nur erhalten, wenn das jeweilige Aktenstück und der betroffene Zeitraum eindeutig genannt sind.</w:t>
+      </w:r>
+    </w:p>
+    <w:p>
+      <w:pPr>
+        <w:pStyle w:val="Heading2"/>
+      </w:pPr>
+      <w:r>
+        <w:t>Nächste Aktualisierung</w:t>
+      </w:r>
+    </w:p>
+    <w:p>
+      <w:r>
+        <w:t>Das Referat aktualisiert die Liste am 11. Juni 2026 um 17:00 Uhr. Thorsten und Anja Altfeld erhalten vorab nur die offenen Beschaffungsaufträge; rechtliche Wertungen und vorläufige Rechenstände werden nicht als feststehendes Ergebnis ausgegeben.</w:t>
       </w:r>
     </w:p>
     <w:sectPr>
       <w:pgSz w:w="11906" w:h="16838"/>
-      <w:pgMar w:top="1417" w:right="1417" w:bottom="1417" w:left="1417" w:header="720" w:footer="720" w:gutter="0"/>
+      <w:pgMar w:top="1247" w:right="1134" w:bottom="1020" w:left="1191" w:header="720" w:footer="720" w:gutter="0"/>
       <w:cols w:space="720"/>
       <w:docGrid w:linePitch="360"/>
     </w:sectPr>
